--- a/report/题目四_城市电力负荷分析与预测_报告.docx
+++ b/report/题目四_城市电力负荷分析与预测_报告.docx
@@ -228,7 +228,7 @@
       <w:r>
         <w:fldChar w:fldCharType="separate"/>
       </w:r>
-      <w:hyperlink w:anchor="_Toc243841328" w:history="1">
+      <w:hyperlink w:anchor="_Toc244208947" w:history="1">
         <w:r>
           <w:rPr>
             <w:rStyle w:val="a6"/>
@@ -265,7 +265,7 @@
             <w:noProof/>
             <w:webHidden/>
           </w:rPr>
-          <w:instrText>PAGEREF _Toc243841328 \h</w:instrText>
+          <w:instrText>PAGEREF _Toc244208947 \h</w:instrText>
         </w:r>
         <w:r>
           <w:rPr>
@@ -326,7 +326,7 @@
           <w14:ligatures w14:val="standardContextual"/>
         </w:rPr>
       </w:pPr>
-      <w:hyperlink w:anchor="_Toc243841329" w:history="1">
+      <w:hyperlink w:anchor="_Toc244208948" w:history="1">
         <w:r>
           <w:rPr>
             <w:rStyle w:val="a6"/>
@@ -363,7 +363,7 @@
             <w:noProof/>
             <w:webHidden/>
           </w:rPr>
-          <w:instrText>PAGEREF _Toc243841329 \h</w:instrText>
+          <w:instrText>PAGEREF _Toc244208948 \h</w:instrText>
         </w:r>
         <w:r>
           <w:rPr>
@@ -424,7 +424,7 @@
           <w14:ligatures w14:val="standardContextual"/>
         </w:rPr>
       </w:pPr>
-      <w:hyperlink w:anchor="_Toc243841330" w:history="1">
+      <w:hyperlink w:anchor="_Toc244208949" w:history="1">
         <w:r>
           <w:rPr>
             <w:rStyle w:val="a6"/>
@@ -461,7 +461,7 @@
             <w:noProof/>
             <w:webHidden/>
           </w:rPr>
-          <w:instrText>PAGEREF _Toc243841330 \h</w:instrText>
+          <w:instrText>PAGEREF _Toc244208949 \h</w:instrText>
         </w:r>
         <w:r>
           <w:rPr>
@@ -522,7 +522,7 @@
           <w14:ligatures w14:val="standardContextual"/>
         </w:rPr>
       </w:pPr>
-      <w:hyperlink w:anchor="_Toc243841331" w:history="1">
+      <w:hyperlink w:anchor="_Toc244208950" w:history="1">
         <w:r>
           <w:rPr>
             <w:rStyle w:val="a6"/>
@@ -559,7 +559,7 @@
             <w:noProof/>
             <w:webHidden/>
           </w:rPr>
-          <w:instrText>PAGEREF _Toc243841331 \h</w:instrText>
+          <w:instrText>PAGEREF _Toc244208950 \h</w:instrText>
         </w:r>
         <w:r>
           <w:rPr>
@@ -618,7 +618,7 @@
           <w14:ligatures w14:val="standardContextual"/>
         </w:rPr>
       </w:pPr>
-      <w:hyperlink w:anchor="_Toc243841332" w:history="1">
+      <w:hyperlink w:anchor="_Toc244208951" w:history="1">
         <w:r>
           <w:rPr>
             <w:rStyle w:val="a6"/>
@@ -655,7 +655,7 @@
             <w:noProof/>
             <w:webHidden/>
           </w:rPr>
-          <w:instrText>PAGEREF _Toc243841332 \h</w:instrText>
+          <w:instrText>PAGEREF _Toc244208951 \h</w:instrText>
         </w:r>
         <w:r>
           <w:rPr>
@@ -714,7 +714,7 @@
           <w14:ligatures w14:val="standardContextual"/>
         </w:rPr>
       </w:pPr>
-      <w:hyperlink w:anchor="_Toc243841333" w:history="1">
+      <w:hyperlink w:anchor="_Toc244208952" w:history="1">
         <w:r>
           <w:rPr>
             <w:rStyle w:val="a6"/>
@@ -751,7 +751,7 @@
             <w:noProof/>
             <w:webHidden/>
           </w:rPr>
-          <w:instrText>PAGEREF _Toc243841333 \h</w:instrText>
+          <w:instrText>PAGEREF _Toc244208952 \h</w:instrText>
         </w:r>
         <w:r>
           <w:rPr>
@@ -810,7 +810,7 @@
           <w14:ligatures w14:val="standardContextual"/>
         </w:rPr>
       </w:pPr>
-      <w:hyperlink w:anchor="_Toc243841334" w:history="1">
+      <w:hyperlink w:anchor="_Toc244208953" w:history="1">
         <w:r>
           <w:rPr>
             <w:rStyle w:val="a6"/>
@@ -847,7 +847,7 @@
             <w:noProof/>
             <w:webHidden/>
           </w:rPr>
-          <w:instrText>PAGEREF _Toc243841334 \h</w:instrText>
+          <w:instrText>PAGEREF _Toc244208953 \h</w:instrText>
         </w:r>
         <w:r>
           <w:rPr>
@@ -908,7 +908,7 @@
           <w14:ligatures w14:val="standardContextual"/>
         </w:rPr>
       </w:pPr>
-      <w:hyperlink w:anchor="_Toc243841335" w:history="1">
+      <w:hyperlink w:anchor="_Toc244208954" w:history="1">
         <w:r>
           <w:rPr>
             <w:rStyle w:val="a6"/>
@@ -945,7 +945,7 @@
             <w:noProof/>
             <w:webHidden/>
           </w:rPr>
-          <w:instrText>PAGEREF _Toc243841335 \h</w:instrText>
+          <w:instrText>PAGEREF _Toc244208954 \h</w:instrText>
         </w:r>
         <w:r>
           <w:rPr>
@@ -1004,7 +1004,7 @@
           <w14:ligatures w14:val="standardContextual"/>
         </w:rPr>
       </w:pPr>
-      <w:hyperlink w:anchor="_Toc243841336" w:history="1">
+      <w:hyperlink w:anchor="_Toc244208955" w:history="1">
         <w:r>
           <w:rPr>
             <w:rStyle w:val="a6"/>
@@ -1041,7 +1041,7 @@
             <w:noProof/>
             <w:webHidden/>
           </w:rPr>
-          <w:instrText>PAGEREF _Toc243841336 \h</w:instrText>
+          <w:instrText>PAGEREF _Toc244208955 \h</w:instrText>
         </w:r>
         <w:r>
           <w:rPr>
@@ -1100,7 +1100,7 @@
           <w14:ligatures w14:val="standardContextual"/>
         </w:rPr>
       </w:pPr>
-      <w:hyperlink w:anchor="_Toc243841337" w:history="1">
+      <w:hyperlink w:anchor="_Toc244208956" w:history="1">
         <w:r>
           <w:rPr>
             <w:rStyle w:val="a6"/>
@@ -1137,7 +1137,7 @@
             <w:noProof/>
             <w:webHidden/>
           </w:rPr>
-          <w:instrText>PAGEREF _Toc243841337 \h</w:instrText>
+          <w:instrText>PAGEREF _Toc244208956 \h</w:instrText>
         </w:r>
         <w:r>
           <w:rPr>
@@ -1196,7 +1196,7 @@
           <w14:ligatures w14:val="standardContextual"/>
         </w:rPr>
       </w:pPr>
-      <w:hyperlink w:anchor="_Toc243841338" w:history="1">
+      <w:hyperlink w:anchor="_Toc244208957" w:history="1">
         <w:r>
           <w:rPr>
             <w:rStyle w:val="a6"/>
@@ -1233,7 +1233,7 @@
             <w:noProof/>
             <w:webHidden/>
           </w:rPr>
-          <w:instrText>PAGEREF _Toc243841338 \h</w:instrText>
+          <w:instrText>PAGEREF _Toc244208957 \h</w:instrText>
         </w:r>
         <w:r>
           <w:rPr>
@@ -1294,7 +1294,7 @@
           <w14:ligatures w14:val="standardContextual"/>
         </w:rPr>
       </w:pPr>
-      <w:hyperlink w:anchor="_Toc243841339" w:history="1">
+      <w:hyperlink w:anchor="_Toc244208958" w:history="1">
         <w:r>
           <w:rPr>
             <w:rStyle w:val="a6"/>
@@ -1331,7 +1331,7 @@
             <w:noProof/>
             <w:webHidden/>
           </w:rPr>
-          <w:instrText>PAGEREF _Toc243841339 \h</w:instrText>
+          <w:instrText>PAGEREF _Toc244208958 \h</w:instrText>
         </w:r>
         <w:r>
           <w:rPr>
@@ -1390,7 +1390,7 @@
           <w14:ligatures w14:val="standardContextual"/>
         </w:rPr>
       </w:pPr>
-      <w:hyperlink w:anchor="_Toc243841340" w:history="1">
+      <w:hyperlink w:anchor="_Toc244208959" w:history="1">
         <w:r>
           <w:rPr>
             <w:rStyle w:val="a6"/>
@@ -1427,7 +1427,7 @@
             <w:noProof/>
             <w:webHidden/>
           </w:rPr>
-          <w:instrText>PAGEREF _Toc243841340 \h</w:instrText>
+          <w:instrText>PAGEREF _Toc244208959 \h</w:instrText>
         </w:r>
         <w:r>
           <w:rPr>
@@ -1486,7 +1486,7 @@
           <w14:ligatures w14:val="standardContextual"/>
         </w:rPr>
       </w:pPr>
-      <w:hyperlink w:anchor="_Toc243841341" w:history="1">
+      <w:hyperlink w:anchor="_Toc244208960" w:history="1">
         <w:r>
           <w:rPr>
             <w:rStyle w:val="a6"/>
@@ -1523,7 +1523,7 @@
             <w:noProof/>
             <w:webHidden/>
           </w:rPr>
-          <w:instrText>PAGEREF _Toc243841341 \h</w:instrText>
+          <w:instrText>PAGEREF _Toc244208960 \h</w:instrText>
         </w:r>
         <w:r>
           <w:rPr>
@@ -1582,7 +1582,7 @@
           <w14:ligatures w14:val="standardContextual"/>
         </w:rPr>
       </w:pPr>
-      <w:hyperlink w:anchor="_Toc243841342" w:history="1">
+      <w:hyperlink w:anchor="_Toc244208961" w:history="1">
         <w:r>
           <w:rPr>
             <w:rStyle w:val="a6"/>
@@ -1619,7 +1619,7 @@
             <w:noProof/>
             <w:webHidden/>
           </w:rPr>
-          <w:instrText>PAGEREF _Toc243841342 \h</w:instrText>
+          <w:instrText>PAGEREF _Toc244208961 \h</w:instrText>
         </w:r>
         <w:r>
           <w:rPr>
@@ -1680,7 +1680,7 @@
           <w14:ligatures w14:val="standardContextual"/>
         </w:rPr>
       </w:pPr>
-      <w:hyperlink w:anchor="_Toc243841343" w:history="1">
+      <w:hyperlink w:anchor="_Toc244208962" w:history="1">
         <w:r>
           <w:rPr>
             <w:rStyle w:val="a6"/>
@@ -1717,7 +1717,7 @@
             <w:noProof/>
             <w:webHidden/>
           </w:rPr>
-          <w:instrText>PAGEREF _Toc243841343 \h</w:instrText>
+          <w:instrText>PAGEREF _Toc244208962 \h</w:instrText>
         </w:r>
         <w:r>
           <w:rPr>
@@ -1776,7 +1776,7 @@
           <w14:ligatures w14:val="standardContextual"/>
         </w:rPr>
       </w:pPr>
-      <w:hyperlink w:anchor="_Toc243841344" w:history="1">
+      <w:hyperlink w:anchor="_Toc244208963" w:history="1">
         <w:r>
           <w:rPr>
             <w:rStyle w:val="a6"/>
@@ -1813,7 +1813,7 @@
             <w:noProof/>
             <w:webHidden/>
           </w:rPr>
-          <w:instrText>PAGEREF _Toc243841344 \h</w:instrText>
+          <w:instrText>PAGEREF _Toc244208963 \h</w:instrText>
         </w:r>
         <w:r>
           <w:rPr>
@@ -1872,7 +1872,7 @@
           <w14:ligatures w14:val="standardContextual"/>
         </w:rPr>
       </w:pPr>
-      <w:hyperlink w:anchor="_Toc243841345" w:history="1">
+      <w:hyperlink w:anchor="_Toc244208964" w:history="1">
         <w:r>
           <w:rPr>
             <w:rStyle w:val="a6"/>
@@ -1909,7 +1909,7 @@
             <w:noProof/>
             <w:webHidden/>
           </w:rPr>
-          <w:instrText>PAGEREF _Toc243841345 \h</w:instrText>
+          <w:instrText>PAGEREF _Toc244208964 \h</w:instrText>
         </w:r>
         <w:r>
           <w:rPr>
@@ -1968,7 +1968,7 @@
           <w14:ligatures w14:val="standardContextual"/>
         </w:rPr>
       </w:pPr>
-      <w:hyperlink w:anchor="_Toc243841346" w:history="1">
+      <w:hyperlink w:anchor="_Toc244208965" w:history="1">
         <w:r>
           <w:rPr>
             <w:rStyle w:val="a6"/>
@@ -2005,7 +2005,7 @@
             <w:noProof/>
             <w:webHidden/>
           </w:rPr>
-          <w:instrText>PAGEREF _Toc243841346 \h</w:instrText>
+          <w:instrText>PAGEREF _Toc244208965 \h</w:instrText>
         </w:r>
         <w:r>
           <w:rPr>
@@ -2066,7 +2066,7 @@
           <w14:ligatures w14:val="standardContextual"/>
         </w:rPr>
       </w:pPr>
-      <w:hyperlink w:anchor="_Toc243841347" w:history="1">
+      <w:hyperlink w:anchor="_Toc244208966" w:history="1">
         <w:r>
           <w:rPr>
             <w:rStyle w:val="a6"/>
@@ -2103,7 +2103,7 @@
             <w:noProof/>
             <w:webHidden/>
           </w:rPr>
-          <w:instrText>PAGEREF _Toc243841347 \h</w:instrText>
+          <w:instrText>PAGEREF _Toc244208966 \h</w:instrText>
         </w:r>
         <w:r>
           <w:rPr>
@@ -2164,7 +2164,7 @@
           <w14:ligatures w14:val="standardContextual"/>
         </w:rPr>
       </w:pPr>
-      <w:hyperlink w:anchor="_Toc243841348" w:history="1">
+      <w:hyperlink w:anchor="_Toc244208967" w:history="1">
         <w:r>
           <w:rPr>
             <w:rStyle w:val="a6"/>
@@ -2201,7 +2201,7 @@
             <w:noProof/>
             <w:webHidden/>
           </w:rPr>
-          <w:instrText>PAGEREF _Toc243841348 \h</w:instrText>
+          <w:instrText>PAGEREF _Toc244208967 \h</w:instrText>
         </w:r>
         <w:r>
           <w:rPr>
@@ -2260,7 +2260,7 @@
           <w14:ligatures w14:val="standardContextual"/>
         </w:rPr>
       </w:pPr>
-      <w:hyperlink w:anchor="_Toc243841349" w:history="1">
+      <w:hyperlink w:anchor="_Toc244208968" w:history="1">
         <w:r>
           <w:rPr>
             <w:rStyle w:val="a6"/>
@@ -2297,7 +2297,7 @@
             <w:noProof/>
             <w:webHidden/>
           </w:rPr>
-          <w:instrText>PAGEREF _Toc243841349 \h</w:instrText>
+          <w:instrText>PAGEREF _Toc244208968 \h</w:instrText>
         </w:r>
         <w:r>
           <w:rPr>
@@ -2356,7 +2356,7 @@
           <w14:ligatures w14:val="standardContextual"/>
         </w:rPr>
       </w:pPr>
-      <w:hyperlink w:anchor="_Toc243841350" w:history="1">
+      <w:hyperlink w:anchor="_Toc244208969" w:history="1">
         <w:r>
           <w:rPr>
             <w:rStyle w:val="a6"/>
@@ -2393,7 +2393,7 @@
             <w:noProof/>
             <w:webHidden/>
           </w:rPr>
-          <w:instrText>PAGEREF _Toc243841350 \h</w:instrText>
+          <w:instrText>PAGEREF _Toc244208969 \h</w:instrText>
         </w:r>
         <w:r>
           <w:rPr>
@@ -2452,7 +2452,7 @@
           <w14:ligatures w14:val="standardContextual"/>
         </w:rPr>
       </w:pPr>
-      <w:hyperlink w:anchor="_Toc243841351" w:history="1">
+      <w:hyperlink w:anchor="_Toc244208970" w:history="1">
         <w:r>
           <w:rPr>
             <w:rStyle w:val="a6"/>
@@ -2489,7 +2489,7 @@
             <w:noProof/>
             <w:webHidden/>
           </w:rPr>
-          <w:instrText>PAGEREF _Toc243841351 \h</w:instrText>
+          <w:instrText>PAGEREF _Toc244208970 \h</w:instrText>
         </w:r>
         <w:r>
           <w:rPr>
@@ -2550,7 +2550,7 @@
           <w14:ligatures w14:val="standardContextual"/>
         </w:rPr>
       </w:pPr>
-      <w:hyperlink w:anchor="_Toc243841352" w:history="1">
+      <w:hyperlink w:anchor="_Toc244208971" w:history="1">
         <w:r>
           <w:rPr>
             <w:rStyle w:val="a6"/>
@@ -2587,7 +2587,7 @@
             <w:noProof/>
             <w:webHidden/>
           </w:rPr>
-          <w:instrText>PAGEREF _Toc243841352 \h</w:instrText>
+          <w:instrText>PAGEREF _Toc244208971 \h</w:instrText>
         </w:r>
         <w:r>
           <w:rPr>
@@ -2646,7 +2646,7 @@
           <w14:ligatures w14:val="standardContextual"/>
         </w:rPr>
       </w:pPr>
-      <w:hyperlink w:anchor="_Toc243841353" w:history="1">
+      <w:hyperlink w:anchor="_Toc244208972" w:history="1">
         <w:r>
           <w:rPr>
             <w:rStyle w:val="a6"/>
@@ -2683,7 +2683,7 @@
             <w:noProof/>
             <w:webHidden/>
           </w:rPr>
-          <w:instrText>PAGEREF _Toc243841353 \h</w:instrText>
+          <w:instrText>PAGEREF _Toc244208972 \h</w:instrText>
         </w:r>
         <w:r>
           <w:rPr>
@@ -2742,7 +2742,7 @@
           <w14:ligatures w14:val="standardContextual"/>
         </w:rPr>
       </w:pPr>
-      <w:hyperlink w:anchor="_Toc243841354" w:history="1">
+      <w:hyperlink w:anchor="_Toc244208973" w:history="1">
         <w:r>
           <w:rPr>
             <w:rStyle w:val="a6"/>
@@ -2779,7 +2779,7 @@
             <w:noProof/>
             <w:webHidden/>
           </w:rPr>
-          <w:instrText>PAGEREF _Toc243841354 \h</w:instrText>
+          <w:instrText>PAGEREF _Toc244208973 \h</w:instrText>
         </w:r>
         <w:r>
           <w:rPr>
@@ -2838,7 +2838,7 @@
           <w14:ligatures w14:val="standardContextual"/>
         </w:rPr>
       </w:pPr>
-      <w:hyperlink w:anchor="_Toc243841355" w:history="1">
+      <w:hyperlink w:anchor="_Toc244208974" w:history="1">
         <w:r>
           <w:rPr>
             <w:rStyle w:val="a6"/>
@@ -2875,7 +2875,7 @@
             <w:noProof/>
             <w:webHidden/>
           </w:rPr>
-          <w:instrText>PAGEREF _Toc243841355 \h</w:instrText>
+          <w:instrText>PAGEREF _Toc244208974 \h</w:instrText>
         </w:r>
         <w:r>
           <w:rPr>
@@ -2907,6 +2907,102 @@
             <w:webHidden/>
           </w:rPr>
           <w:t>18</w:t>
+        </w:r>
+        <w:r>
+          <w:rPr>
+            <w:rFonts w:hint="eastAsia"/>
+            <w:noProof/>
+            <w:webHidden/>
+          </w:rPr>
+          <w:fldChar w:fldCharType="end"/>
+        </w:r>
+      </w:hyperlink>
+    </w:p>
+    <w:p>
+      <w:pPr>
+        <w:pStyle w:val="TOC2"/>
+        <w:tabs>
+          <w:tab w:val="right" w:leader="dot" w:pos="8494"/>
+        </w:tabs>
+        <w:rPr>
+          <w:rFonts w:asciiTheme="minorHAnsi" w:hAnsiTheme="minorHAnsi" w:cstheme="minorBidi" w:hint="eastAsia"/>
+          <w:b w:val="0"/>
+          <w:bCs w:val="0"/>
+          <w:noProof/>
+          <w:sz w:val="22"/>
+          <w:szCs w:val="24"/>
+          <w14:ligatures w14:val="standardContextual"/>
+        </w:rPr>
+      </w:pPr>
+      <w:hyperlink w:anchor="_Toc244208975" w:history="1">
+        <w:r>
+          <w:rPr>
+            <w:rStyle w:val="a6"/>
+            <w:noProof/>
+          </w:rPr>
+          <w:t>9.4 交付文件与提交清单</w:t>
+        </w:r>
+        <w:r>
+          <w:rPr>
+            <w:rFonts w:hint="eastAsia"/>
+            <w:noProof/>
+            <w:webHidden/>
+          </w:rPr>
+          <w:tab/>
+        </w:r>
+        <w:r>
+          <w:rPr>
+            <w:rFonts w:hint="eastAsia"/>
+            <w:noProof/>
+            <w:webHidden/>
+          </w:rPr>
+          <w:fldChar w:fldCharType="begin"/>
+        </w:r>
+        <w:r>
+          <w:rPr>
+            <w:rFonts w:hint="eastAsia"/>
+            <w:noProof/>
+            <w:webHidden/>
+          </w:rPr>
+          <w:instrText xml:space="preserve"> </w:instrText>
+        </w:r>
+        <w:r>
+          <w:rPr>
+            <w:noProof/>
+            <w:webHidden/>
+          </w:rPr>
+          <w:instrText>PAGEREF _Toc244208975 \h</w:instrText>
+        </w:r>
+        <w:r>
+          <w:rPr>
+            <w:rFonts w:hint="eastAsia"/>
+            <w:noProof/>
+            <w:webHidden/>
+          </w:rPr>
+          <w:instrText xml:space="preserve"> </w:instrText>
+        </w:r>
+        <w:r>
+          <w:rPr>
+            <w:rFonts w:hint="eastAsia"/>
+            <w:noProof/>
+            <w:webHidden/>
+          </w:rPr>
+        </w:r>
+        <w:r>
+          <w:rPr>
+            <w:rFonts w:hint="eastAsia"/>
+            <w:noProof/>
+            <w:webHidden/>
+          </w:rPr>
+          <w:fldChar w:fldCharType="separate"/>
+        </w:r>
+        <w:r>
+          <w:rPr>
+            <w:rFonts w:hint="eastAsia"/>
+            <w:noProof/>
+            <w:webHidden/>
+          </w:rPr>
+          <w:t>19</w:t>
         </w:r>
         <w:r>
           <w:rPr>
@@ -2941,7 +3037,7 @@
         <w:widowControl/>
         <w:spacing w:after="40" w:line="324" w:lineRule="auto"/>
       </w:pPr>
-      <w:bookmarkStart w:id="0" w:name="_Toc243841328"/>
+      <w:bookmarkStart w:id="0" w:name="_Toc244208947"/>
       <w:r>
         <w:lastRenderedPageBreak/>
         <w:t>摘　要</w:t>
@@ -2958,7 +3054,7 @@
         <w:rPr>
           <w:rFonts w:ascii="宋体" w:eastAsia="宋体" w:hAnsi="宋体"/>
         </w:rPr>
-        <w:t>本文以某城市 2017 年 10 分钟电力负荷监测数据为对象，完成数据清洗、负荷规律分析、分区特征比较、气象相关分析和短期负荷预测建模。数据共 52,416 条，覆盖 2017 年可观测的 364 天，包含温度、湿度、风速、两类辐照指标和三个分区负荷。清洗阶段统一时间索引与字段命名，未发现缺失值和负荷负值；针对负荷尖峰，采用局部线性残差、孤立性与稳健 MAD 阈值识别异常，共标记 1,086 个点（占全表 0.259%），以时间插值替换且不删除记录。</w:t>
+        <w:t>本文以某城市 2017 年 10 分钟电力负荷监测数据为对象，完成数据清洗、负荷规律分析、分区特征比较、气象相关分析和短期负荷预测建模。数据共 52,416 条，覆盖 2017 年可观测的 364 天，包含温度、湿度、风速、两类辐照指标和三个分区负荷。清洗阶段统一时间索引与字段命名，未发现缺失值和负荷负值；针对负荷尖峰，采用局部线性残差、孤立性与稳健 MAD 阈值识别异常，共标记 1,086 个点（占三个分区负荷记录的 0.691%），以时间插值替换且不删除记录。</w:t>
       </w:r>
     </w:p>
     <w:p>
@@ -3015,7 +3111,7 @@
         <w:widowControl/>
         <w:spacing w:after="40" w:line="324" w:lineRule="auto"/>
       </w:pPr>
-      <w:bookmarkStart w:id="1" w:name="_Toc243841329"/>
+      <w:bookmarkStart w:id="1" w:name="_Toc244208948"/>
       <w:r>
         <w:lastRenderedPageBreak/>
         <w:t>1. 引言</w:t>
@@ -3076,7 +3172,7 @@
         <w:widowControl/>
         <w:spacing w:after="40" w:line="324" w:lineRule="auto"/>
       </w:pPr>
-      <w:bookmarkStart w:id="2" w:name="_Toc243841330"/>
+      <w:bookmarkStart w:id="2" w:name="_Toc244208949"/>
       <w:r>
         <w:lastRenderedPageBreak/>
         <w:t>2. 数据介绍</w:t>
@@ -3687,7 +3783,7 @@
                 <w:rFonts w:ascii="宋体" w:eastAsia="宋体" w:hAnsi="宋体"/>
                 <w:sz w:val="17"/>
               </w:rPr>
-              <w:t>原始字段单位</w:t>
+              <w:t>原始字段单位（未换算）</w:t>
             </w:r>
           </w:p>
         </w:tc>
@@ -3797,7 +3893,7 @@
                 <w:rFonts w:ascii="宋体" w:eastAsia="宋体" w:hAnsi="宋体"/>
                 <w:sz w:val="17"/>
               </w:rPr>
-              <w:t>原始字段单位</w:t>
+              <w:t>原始字段单位（未换算）</w:t>
             </w:r>
           </w:p>
         </w:tc>
@@ -3907,7 +4003,7 @@
                 <w:rFonts w:ascii="宋体" w:eastAsia="宋体" w:hAnsi="宋体"/>
                 <w:sz w:val="17"/>
               </w:rPr>
-              <w:t>原始字段单位</w:t>
+              <w:t>原始字段单位（未换算）</w:t>
             </w:r>
           </w:p>
         </w:tc>
@@ -4383,7 +4479,7 @@
         <w:widowControl/>
         <w:spacing w:after="40" w:line="324" w:lineRule="auto"/>
       </w:pPr>
-      <w:bookmarkStart w:id="3" w:name="_Toc243841331"/>
+      <w:bookmarkStart w:id="3" w:name="_Toc244208950"/>
       <w:r>
         <w:lastRenderedPageBreak/>
         <w:t>3. 数据清洗与预处理</w:t>
@@ -4399,7 +4495,7 @@
           <w:rFonts w:hint="eastAsia"/>
         </w:rPr>
       </w:pPr>
-      <w:bookmarkStart w:id="4" w:name="_Toc243841332"/>
+      <w:bookmarkStart w:id="4" w:name="_Toc244208951"/>
       <w:r>
         <w:t>3.1 时间索引与字段规范化</w:t>
       </w:r>
@@ -4427,7 +4523,7 @@
           <w:rFonts w:hint="eastAsia"/>
         </w:rPr>
       </w:pPr>
-      <w:bookmarkStart w:id="5" w:name="_Toc243841333"/>
+      <w:bookmarkStart w:id="5" w:name="_Toc244208952"/>
       <w:r>
         <w:t>3.2 缺失值与不合理取值</w:t>
       </w:r>
@@ -4443,7 +4539,7 @@
         <w:rPr>
           <w:rFonts w:ascii="宋体" w:eastAsia="宋体" w:hAnsi="宋体"/>
         </w:rPr>
-        <w:t>全部 9 列均未检出缺失值，因此没有触发插值或删除策略。三个分区负荷的最小值分别为 13,896 kW、8,560 kW、6,045 kW，均为正数，没有发现负负荷。气象列只做物理范围检查：温度、湿度、风速和辐照指标均落在合理范围内，未做阈值替换，以免把真实的高频波动误删。</w:t>
+        <w:t>全部 10 个字段均未检出缺失值，因此没有触发插值或删除策略。三个分区负荷的最小值分别为 13,896 kW、8,560 kW、6,045 kW，均为正数，没有发现负负荷。气象列只做物理范围检查：温度、湿度、风速和辐照指标均落在合理范围内，未做阈值替换，以免把真实的高频波动误删。</w:t>
       </w:r>
     </w:p>
     <w:p>
@@ -4455,7 +4551,7 @@
           <w:rFonts w:hint="eastAsia"/>
         </w:rPr>
       </w:pPr>
-      <w:bookmarkStart w:id="6" w:name="_Toc243841334"/>
+      <w:bookmarkStart w:id="6" w:name="_Toc244208953"/>
       <w:r>
         <w:t>3.3 负荷尖峰的识别与处理</w:t>
       </w:r>
@@ -4471,7 +4567,7 @@
         <w:rPr>
           <w:rFonts w:ascii="宋体" w:eastAsia="宋体" w:hAnsi="宋体"/>
         </w:rPr>
-        <w:t>负荷具有明显的日周期和季节周期，直接用全样本 3σ 或 IQR 判定会把正常的峰谷当成异常：3σ 对 Zone1 和 Zone2 几乎检不出异常，而 IQR×1.5 会把大量午后平台和夏季高峰标为离群点。为减少周期性带来的误判，清洗阶段改用局部线性残差，并结合孤立性和稳健 MAD 阈值（k=4）识别尖峰。最终标记 1,086 个异常点，占全表 0.259%，其中 Zone1 431 个、Zone2 313 个、Zone3 342 个；采用时间线性插值替换，不删除任何记录。</w:t>
+        <w:t>负荷具有明显的日周期和季节周期，直接用全样本 3σ 或 IQR 判定会把正常的峰谷当成异常：3σ 对 Zone1 和 Zone2 几乎检不出异常，而 IQR×1.5 会把大量午后平台和夏季高峰标为离群点。为减少周期性误判，改用局部线性残差、孤立性与稳健 MAD 阈值（k=4）联合识别尖峰。最终标记 1,086 个异常点，占三个分区负荷样本的 0.691%，其中 Zone1 431 个、Zone2 313 个、Zone3 342 个；采用时间线性插值替换，不删除任何记录。</w:t>
       </w:r>
     </w:p>
     <w:p>
@@ -4764,7 +4860,7 @@
                 <w:rFonts w:ascii="宋体" w:eastAsia="宋体" w:hAnsi="宋体"/>
                 <w:sz w:val="17"/>
               </w:rPr>
-              <w:t>9 列，消除双空格</w:t>
+              <w:t>10 列（含派生总负荷），消除双空格</w:t>
             </w:r>
           </w:p>
         </w:tc>
@@ -5016,7 +5112,7 @@
                 <w:rFonts w:ascii="宋体" w:eastAsia="宋体" w:hAnsi="宋体"/>
                 <w:sz w:val="17"/>
               </w:rPr>
-              <w:t>1,086 点，占 0.259%，插值替换</w:t>
+              <w:t>1,086 点，占 0.691%，插值替换</w:t>
             </w:r>
           </w:p>
         </w:tc>
@@ -5203,7 +5299,6 @@
         <w:rPr>
           <w:rFonts w:ascii="宋体" w:eastAsia="宋体" w:hAnsi="宋体"/>
         </w:rPr>
-        <w:lastRenderedPageBreak/>
         <w:t>清洗前后均值变化很小：Zone1 从 32,345.0 kW 变为 32,346.4 kW，Zone2 从 21,042.5 kW 变为 21,042.3 kW，Zone3 从 17,835.4 kW 变为 17,835.9 kW；标准差分别下降约 1.9、1.1、1.1 kW。说明处理只修正了局部尖峰，没有改变整体分布。Zone3 在 8—12 月的总体下行（11 月小幅回升）不是孤立尖峰，清洗阶段没有把它当作异常抹平，而是在第 5 节作为结构变化单独讨论。</w:t>
       </w:r>
     </w:p>
@@ -5214,7 +5309,7 @@
         <w:widowControl/>
         <w:spacing w:after="40" w:line="324" w:lineRule="auto"/>
       </w:pPr>
-      <w:bookmarkStart w:id="7" w:name="_Toc243841335"/>
+      <w:bookmarkStart w:id="7" w:name="_Toc244208954"/>
       <w:r>
         <w:t>4. 负荷的时间规律</w:t>
       </w:r>
@@ -5229,7 +5324,7 @@
           <w:rFonts w:hint="eastAsia"/>
         </w:rPr>
       </w:pPr>
-      <w:bookmarkStart w:id="8" w:name="_Toc243841336"/>
+      <w:bookmarkStart w:id="8" w:name="_Toc244208955"/>
       <w:r>
         <w:t>4.1 日内规律</w:t>
       </w:r>
@@ -6198,7 +6293,7 @@
           <w:rFonts w:hint="eastAsia"/>
         </w:rPr>
       </w:pPr>
-      <w:bookmarkStart w:id="9" w:name="_Toc243841337"/>
+      <w:bookmarkStart w:id="9" w:name="_Toc244208956"/>
       <w:r>
         <w:t>4.2 周内规律</w:t>
       </w:r>
@@ -6303,7 +6398,7 @@
           <w:rFonts w:hint="eastAsia"/>
         </w:rPr>
       </w:pPr>
-      <w:bookmarkStart w:id="10" w:name="_Toc243841338"/>
+      <w:bookmarkStart w:id="10" w:name="_Toc244208957"/>
       <w:r>
         <w:t>4.3 季节规律</w:t>
       </w:r>
@@ -6413,7 +6508,7 @@
         <w:widowControl/>
         <w:spacing w:after="40" w:line="324" w:lineRule="auto"/>
       </w:pPr>
-      <w:bookmarkStart w:id="11" w:name="_Toc243841339"/>
+      <w:bookmarkStart w:id="11" w:name="_Toc244208958"/>
       <w:r>
         <w:t>5. 三个分区的用电特征</w:t>
       </w:r>
@@ -6428,7 +6523,7 @@
           <w:rFonts w:hint="eastAsia"/>
         </w:rPr>
       </w:pPr>
-      <w:bookmarkStart w:id="12" w:name="_Toc243841340"/>
+      <w:bookmarkStart w:id="12" w:name="_Toc244208959"/>
       <w:r>
         <w:t>5.1 规模与占比</w:t>
       </w:r>
@@ -6585,7 +6680,7 @@
           <w:rFonts w:hint="eastAsia"/>
         </w:rPr>
       </w:pPr>
-      <w:bookmarkStart w:id="13" w:name="_Toc243841341"/>
+      <w:bookmarkStart w:id="13" w:name="_Toc244208960"/>
       <w:r>
         <w:t>5.2 波动性与峰谷差异</w:t>
       </w:r>
@@ -7327,7 +7422,7 @@
           <w:rFonts w:hint="eastAsia"/>
         </w:rPr>
       </w:pPr>
-      <w:bookmarkStart w:id="14" w:name="_Toc243841342"/>
+      <w:bookmarkStart w:id="14" w:name="_Toc244208961"/>
       <w:r>
         <w:t>5.3 Zone3 的结构变化</w:t>
       </w:r>
@@ -7418,7 +7513,7 @@
         <w:widowControl/>
         <w:spacing w:after="40" w:line="324" w:lineRule="auto"/>
       </w:pPr>
-      <w:bookmarkStart w:id="15" w:name="_Toc243841343"/>
+      <w:bookmarkStart w:id="15" w:name="_Toc244208962"/>
       <w:r>
         <w:t>6. 气象相关性与短期预测</w:t>
       </w:r>
@@ -7433,7 +7528,7 @@
           <w:rFonts w:hint="eastAsia"/>
         </w:rPr>
       </w:pPr>
-      <w:bookmarkStart w:id="16" w:name="_Toc243841344"/>
+      <w:bookmarkStart w:id="16" w:name="_Toc244208963"/>
       <w:r>
         <w:t>6.1 全样本相关性</w:t>
       </w:r>
@@ -7449,7 +7544,7 @@
         <w:rPr>
           <w:rFonts w:ascii="宋体" w:eastAsia="宋体" w:hAnsi="宋体"/>
         </w:rPr>
-        <w:t>对五个气象变量与总负荷、三个分区负荷计算 Pearson 相关系数，并用 Spearman 相关做稳健性对照。温度与总负荷的 Pearson r 为 0.488，是五个气象变量中最强的；湿度为 -0.299，风速为 0.222；general diffuse flows 和 diffuse flows 分别为 0.150 和 0.032。Spearman 的方向与 Pearson 基本一致，温度 0.469、湿度 -0.306，说明结论不依赖单一的线性度量。</w:t>
+        <w:t>对五个气象变量与总负荷、三个分区负荷计算 Pearson 相关系数，并用 Spearman 相关做稳健性对照。温度与总负荷的 Pearson r 为 0.488，是五个气象变量中最强的；湿度为 -0.299，风速为 0.222；general diffuse flows 和 diffuse flows 分别为 0.150 和 0.032。Spearman 下温度 0.469、湿度 -0.306，方向与 Pearson 一致；但风速由 0.222 降至 0.107、一般散射辐照由 0.150 升至 0.227，说明这两个变量的关联更依赖度量方式，解释时宜更谨慎。</w:t>
       </w:r>
     </w:p>
     <w:p>
@@ -8406,7 +8501,7 @@
           <w:rFonts w:hint="eastAsia"/>
         </w:rPr>
       </w:pPr>
-      <w:bookmarkStart w:id="17" w:name="_Toc243841345"/>
+      <w:bookmarkStart w:id="17" w:name="_Toc244208964"/>
       <w:r>
         <w:t>6.2 相关性的季节与时段差异</w:t>
       </w:r>
@@ -8589,7 +8684,7 @@
           <w:rFonts w:hint="eastAsia"/>
         </w:rPr>
       </w:pPr>
-      <w:bookmarkStart w:id="18" w:name="_Toc243841346"/>
+      <w:bookmarkStart w:id="18" w:name="_Toc244208965"/>
       <w:r>
         <w:t>6.3 短期负荷预测模型与评估</w:t>
       </w:r>
@@ -8612,7 +8707,7 @@
           <w:rFonts w:ascii="宋体" w:eastAsia="宋体" w:hAnsi="宋体"/>
         </w:rPr>
         <w:lastRenderedPageBreak/>
-        <w:t>8 日至 10 月 31 日为训练集（42,625 条），11 月 1 日至 12 月 30 日为测试集（8,640 条）。特征共 22 个，包括时刻、星期、月份、是否周末、周期三角编码、前一日与前一周同时刻负荷、历史滚动统计，以及温度、湿度、风速和两类辐照指标。气象变量使用实测值，属于理想化假设；真实调度只能使用数值天气预报，实际精度会更低。</w:t>
+        <w:t>8 日至 10 月 31 日为训练集（42,625 条），11 月 1 日至 12 月 30 日为测试集（8,640 条）。两者合计 51,265 条，比清洗后的 52,416 条少 1,151 条：这部分是 2017 年 1 月 1—7 日的预热期，一周滞后特征与滚动统计需要至少 7 天历史，该段无法构造完整特征，因此不参与训练和评估，也不存在跨期信息泄漏。特征共 22 个，包括时刻、星期、月份、是否周末、周期三角编码、前一日与前一周同时刻负荷、历史滚动统计，以及温度、湿度、风速和两类辐照指标。气象变量使用实测值，属于理想化假设；真实调度只能使用数值天气预报，实际精度会更低。</w:t>
       </w:r>
     </w:p>
     <w:p>
@@ -8808,7 +8903,7 @@
                 <w:rFonts w:ascii="宋体" w:eastAsia="宋体" w:hAnsi="宋体"/>
                 <w:sz w:val="17"/>
               </w:rPr>
-              <w:t>按时间顺序，2017-01-08 至 10-31 训练（42,625 条），11-01 至 12-30 测试（8,640 条）</w:t>
+              <w:t>按时间顺序，2017-01-08 至 10-31 训练（42,625 条），11-01 至 12-30 测试（8,640 条）；1 月 1—7 日 1,151 条为预热期，不参与</w:t>
             </w:r>
           </w:p>
         </w:tc>
@@ -10313,7 +10408,7 @@
         <w:widowControl/>
         <w:spacing w:after="40" w:line="324" w:lineRule="auto"/>
       </w:pPr>
-      <w:bookmarkStart w:id="19" w:name="_Toc243841347"/>
+      <w:bookmarkStart w:id="19" w:name="_Toc244208966"/>
       <w:r>
         <w:t>7. 总结与结论</w:t>
       </w:r>
@@ -10450,7 +10545,7 @@
         <w:widowControl/>
         <w:spacing w:after="40" w:line="324" w:lineRule="auto"/>
       </w:pPr>
-      <w:bookmarkStart w:id="20" w:name="_Toc243841348"/>
+      <w:bookmarkStart w:id="20" w:name="_Toc244208967"/>
       <w:r>
         <w:t>8. 小组成员分工与个人承担</w:t>
       </w:r>
@@ -10786,7 +10881,7 @@
                 <w:rFonts w:ascii="宋体" w:eastAsia="宋体" w:hAnsi="宋体"/>
                 <w:sz w:val="16"/>
               </w:rPr>
-              <w:t>cf37f5e、0e88825、fce7fb7、b492669、b67b0e3</w:t>
+              <w:t>0f6ff57、0e88825、7faa304、fce7fb7、b492669</w:t>
             </w:r>
           </w:p>
         </w:tc>
@@ -10896,7 +10991,7 @@
                 <w:rFonts w:ascii="宋体" w:eastAsia="宋体" w:hAnsi="宋体"/>
                 <w:sz w:val="16"/>
               </w:rPr>
-              <w:t>日/周/季节规律分析、三分区对比、气象相关性分析、报告图 1—9、报告统稿与格式</w:t>
+              <w:t>日/周/季节规律分析、三分区对比、气象相关性分析、报告图 1—11（含 10—11 重绘）、报告统稿与格式</w:t>
             </w:r>
           </w:p>
         </w:tc>
@@ -10922,7 +11017,7 @@
                 <w:rFonts w:ascii="宋体" w:eastAsia="宋体" w:hAnsi="宋体"/>
                 <w:sz w:val="16"/>
               </w:rPr>
-              <w:t>d58ed9c、030b9de、62d8a52、4cba4a8、bcd1666、9c097be</w:t>
+              <w:t>a4f05e2、d58ed9c、030b9de、62d8a52、6d5f369、9c097be、b67b0e3、f0f1d62</w:t>
             </w:r>
           </w:p>
         </w:tc>
@@ -11053,7 +11148,7 @@
                 <w:rFonts w:ascii="宋体" w:eastAsia="宋体" w:hAnsi="宋体"/>
                 <w:sz w:val="16"/>
               </w:rPr>
-              <w:t>934b8a0、79b94cb、a23e944、00aaf3d</w:t>
+              <w:t>934b8a0、79b94cb、a23e944、00aaf3d、b41fe99</w:t>
             </w:r>
           </w:p>
         </w:tc>
@@ -11074,7 +11169,7 @@
           <w:rFonts w:hint="eastAsia"/>
         </w:rPr>
       </w:pPr>
-      <w:bookmarkStart w:id="21" w:name="_Toc243841349"/>
+      <w:bookmarkStart w:id="21" w:name="_Toc244208968"/>
       <w:r>
         <w:t>8.1 江玉婷：个人承担说明</w:t>
       </w:r>
@@ -11135,7 +11230,7 @@
           <w:rFonts w:hint="eastAsia"/>
         </w:rPr>
       </w:pPr>
-      <w:bookmarkStart w:id="22" w:name="_Toc243841350"/>
+      <w:bookmarkStart w:id="22" w:name="_Toc244208969"/>
       <w:r>
         <w:t>8.2 沈成源：个人承担说明</w:t>
       </w:r>
@@ -11189,7 +11284,7 @@
           <w:rFonts w:hint="eastAsia"/>
         </w:rPr>
       </w:pPr>
-      <w:bookmarkStart w:id="23" w:name="_Toc243841351"/>
+      <w:bookmarkStart w:id="23" w:name="_Toc244208970"/>
       <w:r>
         <w:lastRenderedPageBreak/>
         <w:t>8.3 谭煜霖：个人承担说明</w:t>
@@ -11232,7 +11327,7 @@
         <w:rPr>
           <w:rFonts w:ascii="宋体" w:eastAsia="宋体" w:hAnsi="宋体"/>
         </w:rPr>
-        <w:t>过程中遇到的主要问题是早期图表和汇报稿存在图号、模型数量和日内形态表述不一致，例如模型数量只写成两种、把日曲线写成“早晚双峰”。解决方式是以 notebook 输出和 tables/ 中的统计表为准逐项复核，统一为“午间平台 + 晚间主峰”和“持续性基线、线性回归、随机森林”三种方法；目前脚本和图件已整理，视频剪辑与 PPT 仍按计划完成。</w:t>
+        <w:t>过程中遇到的主要问题是早期图表和汇报稿存在图号、模型数量和日内形态表述不一致，例如模型数量只写成两种、把日曲线写成“早晚双峰”。解决方式是以 notebook 输出和 tables/ 中的统计表为准逐项复核，统一为“午间平台 + 晚间主峰”和“持续性基线、线性回归、随机森林”三种方法；目前脚本、图件、视频与 PPT 均已完成，并按课程要求提交。</w:t>
       </w:r>
     </w:p>
     <w:p>
@@ -11242,7 +11337,7 @@
         <w:widowControl/>
         <w:spacing w:before="80" w:after="60" w:line="240" w:lineRule="auto"/>
       </w:pPr>
-      <w:bookmarkStart w:id="24" w:name="_Toc243841352"/>
+      <w:bookmarkStart w:id="24" w:name="_Toc244208971"/>
       <w:r>
         <w:t>9. 附录</w:t>
       </w:r>
@@ -11257,7 +11352,7 @@
           <w:rFonts w:hint="eastAsia"/>
         </w:rPr>
       </w:pPr>
-      <w:bookmarkStart w:id="25" w:name="_Toc243841353"/>
+      <w:bookmarkStart w:id="25" w:name="_Toc244208972"/>
       <w:r>
         <w:t>9.1 代码仓库与运行顺序</w:t>
       </w:r>
@@ -11478,7 +11573,7 @@
           <w:rFonts w:hint="eastAsia"/>
         </w:rPr>
       </w:pPr>
-      <w:bookmarkStart w:id="26" w:name="_Toc243841354"/>
+      <w:bookmarkStart w:id="26" w:name="_Toc244208973"/>
       <w:r>
         <w:t>9.2 主要代码片段</w:t>
       </w:r>
@@ -11552,7 +11647,7 @@
           <w:rFonts w:hint="eastAsia"/>
         </w:rPr>
       </w:pPr>
-      <w:bookmarkStart w:id="27" w:name="_Toc243841355"/>
+      <w:bookmarkStart w:id="27" w:name="_Toc244208974"/>
       <w:r>
         <w:t>9.3 图表与统计表清单</w:t>
       </w:r>
@@ -11561,39 +11656,693 @@
     <w:p>
       <w:pPr>
         <w:widowControl/>
-        <w:spacing w:after="30" w:line="252" w:lineRule="auto"/>
+        <w:spacing w:after="30" w:line="269" w:lineRule="auto"/>
         <w:ind w:firstLine="420"/>
         <w:jc w:val="left"/>
       </w:pPr>
       <w:r>
         <w:rPr>
           <w:rFonts w:ascii="宋体" w:eastAsia="宋体" w:hAnsi="宋体"/>
-          <w:sz w:val="18"/>
-        </w:rPr>
-        <w:t>图 1—图 11 分别对应日内曲线、周内曲线、季节曲线、分区箱线图、分区规模与波动性、Zone3 月度比值、全样本相关热力图、按月温度相关、月×小时温度相关、测试期预测与实际对比、特征消融。统计</w:t>
-      </w:r>
-      <w:r>
-        <w:rPr>
-          <w:rFonts w:ascii="宋体" w:eastAsia="宋体" w:hAnsi="宋体"/>
-          <w:sz w:val="18"/>
+        </w:rPr>
+        <w:t>图 1—图 11 分别对应日内曲线、周内曲线、季节曲线、分区箱线图、分区规模与波动性、Zone3 月度比值、全样本相关热力图、按月温度相关、月×小时温度相关、测试期预测</w:t>
+      </w:r>
+      <w:r>
+        <w:rPr>
+          <w:rFonts w:ascii="宋体" w:eastAsia="宋体" w:hAnsi="宋体"/>
         </w:rPr>
         <w:lastRenderedPageBreak/>
-        <w:t>表保存在 tables/ 目录；除 02、04 输出的统计表外，03 另输出 model_metrics.csv、feature_importance.csv 和 model_ablation.csv。</w:t>
-      </w:r>
-    </w:p>
-    <w:p>
-      <w:pPr>
-        <w:widowControl/>
-        <w:spacing w:after="30" w:line="252" w:lineRule="auto"/>
+        <w:t>与实际对比、特征消融。统计表保存在 tables/ 目录；除 02、04 输出的统计表外，03 另输出 model_metrics.csv、feature_importance.csv 和 model_ablation.csv。</w:t>
+      </w:r>
+    </w:p>
+    <w:p>
+      <w:pPr>
+        <w:widowControl/>
+        <w:spacing w:after="30" w:line="269" w:lineRule="auto"/>
         <w:ind w:firstLine="420"/>
         <w:jc w:val="left"/>
       </w:pPr>
       <w:r>
         <w:rPr>
           <w:rFonts w:ascii="宋体" w:eastAsia="宋体" w:hAnsi="宋体"/>
-          <w:sz w:val="18"/>
         </w:rPr>
         <w:t>报告中的数值均可由 02_load_patterns.ipynb、04_weather_correlation.ipynb 和 03_forecast_model.ipynb 复现。若后续更新清洗数据或建模结果，应同步重跑相应 notebook，并核对图表、统计表和正文数字的一致性。</w:t>
+      </w:r>
+    </w:p>
+    <w:p>
+      <w:pPr>
+        <w:pStyle w:val="2"/>
+        <w:widowControl/>
+        <w:spacing w:before="140" w:after="40" w:line="240" w:lineRule="auto"/>
+        <w:rPr>
+          <w:rFonts w:hint="eastAsia"/>
+        </w:rPr>
+      </w:pPr>
+      <w:bookmarkStart w:id="28" w:name="_Toc244208975"/>
+      <w:r>
+        <w:t>9.4 交付文件与提交清单</w:t>
+      </w:r>
+      <w:bookmarkEnd w:id="28"/>
+    </w:p>
+    <w:p>
+      <w:pPr>
+        <w:widowControl/>
+        <w:spacing w:after="30" w:line="269" w:lineRule="auto"/>
+        <w:jc w:val="left"/>
+      </w:pPr>
+      <w:r>
+        <w:rPr>
+          <w:rFonts w:ascii="宋体" w:eastAsia="宋体" w:hAnsi="宋体"/>
+        </w:rPr>
+        <w:t>报告：</w:t>
+      </w:r>
+      <w:r>
+        <w:rPr>
+          <w:rFonts w:ascii="宋体" w:eastAsia="宋体" w:hAnsi="宋体"/>
+        </w:rPr>
+        <w:t>report/</w:t>
+      </w:r>
+      <w:r>
+        <w:rPr>
+          <w:rFonts w:ascii="宋体" w:eastAsia="宋体" w:hAnsi="宋体"/>
+        </w:rPr>
+        <w:t>题目四</w:t>
+      </w:r>
+      <w:r>
+        <w:rPr>
+          <w:rFonts w:ascii="宋体" w:eastAsia="宋体" w:hAnsi="宋体"/>
+        </w:rPr>
+        <w:t>_</w:t>
+      </w:r>
+      <w:r>
+        <w:rPr>
+          <w:rFonts w:ascii="宋体" w:eastAsia="宋体" w:hAnsi="宋体"/>
+        </w:rPr>
+        <w:t>城市电力负荷分析与预测</w:t>
+      </w:r>
+      <w:r>
+        <w:rPr>
+          <w:rFonts w:ascii="宋体" w:eastAsia="宋体" w:hAnsi="宋体"/>
+        </w:rPr>
+        <w:t>_</w:t>
+      </w:r>
+      <w:r>
+        <w:rPr>
+          <w:rFonts w:ascii="宋体" w:eastAsia="宋体" w:hAnsi="宋体"/>
+        </w:rPr>
+        <w:t>报告</w:t>
+      </w:r>
+      <w:r>
+        <w:rPr>
+          <w:rFonts w:ascii="宋体" w:eastAsia="宋体" w:hAnsi="宋体"/>
+        </w:rPr>
+        <w:t xml:space="preserve">.docx </w:t>
+      </w:r>
+      <w:r>
+        <w:rPr>
+          <w:rFonts w:ascii="宋体" w:eastAsia="宋体" w:hAnsi="宋体"/>
+        </w:rPr>
+        <w:t>与同名</w:t>
+      </w:r>
+      <w:r>
+        <w:rPr>
+          <w:rFonts w:ascii="宋体" w:eastAsia="宋体" w:hAnsi="宋体"/>
+        </w:rPr>
+        <w:t xml:space="preserve"> PDF</w:t>
+      </w:r>
+      <w:r>
+        <w:rPr>
+          <w:rFonts w:ascii="宋体" w:eastAsia="宋体" w:hAnsi="宋体"/>
+        </w:rPr>
+        <w:t>，正文</w:t>
+      </w:r>
+      <w:r>
+        <w:rPr>
+          <w:rFonts w:ascii="宋体" w:eastAsia="宋体" w:hAnsi="宋体"/>
+        </w:rPr>
+        <w:t xml:space="preserve"> 20 </w:t>
+      </w:r>
+      <w:r>
+        <w:rPr>
+          <w:rFonts w:ascii="宋体" w:eastAsia="宋体" w:hAnsi="宋体"/>
+        </w:rPr>
+        <w:t>页、</w:t>
+      </w:r>
+      <w:r>
+        <w:rPr>
+          <w:rFonts w:ascii="宋体" w:eastAsia="宋体" w:hAnsi="宋体"/>
+        </w:rPr>
+        <w:t xml:space="preserve">11 </w:t>
+      </w:r>
+      <w:r>
+        <w:rPr>
+          <w:rFonts w:ascii="宋体" w:eastAsia="宋体" w:hAnsi="宋体"/>
+        </w:rPr>
+        <w:t>张图、</w:t>
+      </w:r>
+      <w:r>
+        <w:rPr>
+          <w:rFonts w:ascii="宋体" w:eastAsia="宋体" w:hAnsi="宋体"/>
+        </w:rPr>
+        <w:t xml:space="preserve">8 </w:t>
+      </w:r>
+      <w:r>
+        <w:rPr>
+          <w:rFonts w:ascii="宋体" w:eastAsia="宋体" w:hAnsi="宋体"/>
+        </w:rPr>
+        <w:t>张表。</w:t>
+      </w:r>
+    </w:p>
+    <w:p>
+      <w:pPr>
+        <w:widowControl/>
+        <w:spacing w:after="30" w:line="269" w:lineRule="auto"/>
+        <w:jc w:val="left"/>
+      </w:pPr>
+      <w:r>
+        <w:rPr>
+          <w:rFonts w:ascii="宋体" w:eastAsia="宋体" w:hAnsi="宋体"/>
+        </w:rPr>
+        <w:t>代码：</w:t>
+      </w:r>
+      <w:r>
+        <w:rPr>
+          <w:rFonts w:ascii="宋体" w:eastAsia="宋体" w:hAnsi="宋体"/>
+        </w:rPr>
+        <w:t xml:space="preserve">project/ </w:t>
+      </w:r>
+      <w:r>
+        <w:rPr>
+          <w:rFonts w:ascii="宋体" w:eastAsia="宋体" w:hAnsi="宋体"/>
+        </w:rPr>
+        <w:t>下五个</w:t>
+      </w:r>
+      <w:r>
+        <w:rPr>
+          <w:rFonts w:ascii="宋体" w:eastAsia="宋体" w:hAnsi="宋体"/>
+        </w:rPr>
+        <w:t xml:space="preserve"> notebook</w:t>
+      </w:r>
+      <w:r>
+        <w:rPr>
+          <w:rFonts w:ascii="宋体" w:eastAsia="宋体" w:hAnsi="宋体"/>
+        </w:rPr>
+        <w:t>（</w:t>
+      </w:r>
+      <w:r>
+        <w:rPr>
+          <w:rFonts w:ascii="宋体" w:eastAsia="宋体" w:hAnsi="宋体"/>
+        </w:rPr>
+        <w:t>01</w:t>
+      </w:r>
+      <w:r>
+        <w:rPr>
+          <w:rFonts w:ascii="宋体" w:eastAsia="宋体" w:hAnsi="宋体"/>
+        </w:rPr>
+        <w:t>、</w:t>
+      </w:r>
+      <w:r>
+        <w:rPr>
+          <w:rFonts w:ascii="宋体" w:eastAsia="宋体" w:hAnsi="宋体"/>
+        </w:rPr>
+        <w:t>02</w:t>
+      </w:r>
+      <w:r>
+        <w:rPr>
+          <w:rFonts w:ascii="宋体" w:eastAsia="宋体" w:hAnsi="宋体"/>
+        </w:rPr>
+        <w:t>、</w:t>
+      </w:r>
+      <w:r>
+        <w:rPr>
+          <w:rFonts w:ascii="宋体" w:eastAsia="宋体" w:hAnsi="宋体"/>
+        </w:rPr>
+        <w:t>04</w:t>
+      </w:r>
+      <w:r>
+        <w:rPr>
+          <w:rFonts w:ascii="宋体" w:eastAsia="宋体" w:hAnsi="宋体"/>
+        </w:rPr>
+        <w:t>、</w:t>
+      </w:r>
+      <w:r>
+        <w:rPr>
+          <w:rFonts w:ascii="宋体" w:eastAsia="宋体" w:hAnsi="宋体"/>
+        </w:rPr>
+        <w:t>03</w:t>
+      </w:r>
+      <w:r>
+        <w:rPr>
+          <w:rFonts w:ascii="宋体" w:eastAsia="宋体" w:hAnsi="宋体"/>
+        </w:rPr>
+        <w:t>、</w:t>
+      </w:r>
+      <w:r>
+        <w:rPr>
+          <w:rFonts w:ascii="宋体" w:eastAsia="宋体" w:hAnsi="宋体"/>
+        </w:rPr>
+        <w:t>05</w:t>
+      </w:r>
+      <w:r>
+        <w:rPr>
+          <w:rFonts w:ascii="宋体" w:eastAsia="宋体" w:hAnsi="宋体"/>
+        </w:rPr>
+        <w:t>），按</w:t>
+      </w:r>
+      <w:r>
+        <w:rPr>
+          <w:rFonts w:ascii="宋体" w:eastAsia="宋体" w:hAnsi="宋体"/>
+        </w:rPr>
+        <w:t xml:space="preserve"> 9.1 </w:t>
+      </w:r>
+      <w:r>
+        <w:rPr>
+          <w:rFonts w:ascii="宋体" w:eastAsia="宋体" w:hAnsi="宋体"/>
+        </w:rPr>
+        <w:t>顺序运行；报告图</w:t>
+      </w:r>
+      <w:r>
+        <w:rPr>
+          <w:rFonts w:ascii="宋体" w:eastAsia="宋体" w:hAnsi="宋体"/>
+        </w:rPr>
+        <w:t xml:space="preserve"> 1—9 </w:t>
+      </w:r>
+      <w:r>
+        <w:rPr>
+          <w:rFonts w:ascii="宋体" w:eastAsia="宋体" w:hAnsi="宋体"/>
+        </w:rPr>
+        <w:t>由重绘脚本生成，图</w:t>
+      </w:r>
+      <w:r>
+        <w:rPr>
+          <w:rFonts w:ascii="宋体" w:eastAsia="宋体" w:hAnsi="宋体"/>
+        </w:rPr>
+        <w:t xml:space="preserve"> 10—11 </w:t>
+      </w:r>
+      <w:r>
+        <w:rPr>
+          <w:rFonts w:ascii="宋体" w:eastAsia="宋体" w:hAnsi="宋体"/>
+        </w:rPr>
+        <w:t>由模型图脚本读取统计表重绘，均不重新训练模型。</w:t>
+      </w:r>
+    </w:p>
+    <w:p>
+      <w:pPr>
+        <w:widowControl/>
+        <w:spacing w:after="30" w:line="269" w:lineRule="auto"/>
+        <w:jc w:val="left"/>
+      </w:pPr>
+      <w:r>
+        <w:rPr>
+          <w:rFonts w:ascii="宋体" w:eastAsia="宋体" w:hAnsi="宋体"/>
+        </w:rPr>
+        <w:t>图件：</w:t>
+      </w:r>
+      <w:r>
+        <w:rPr>
+          <w:rFonts w:ascii="宋体" w:eastAsia="宋体" w:hAnsi="宋体"/>
+        </w:rPr>
+        <w:t>figures/cleaning/</w:t>
+      </w:r>
+      <w:r>
+        <w:rPr>
+          <w:rFonts w:ascii="宋体" w:eastAsia="宋体" w:hAnsi="宋体"/>
+        </w:rPr>
+        <w:t>、</w:t>
+      </w:r>
+      <w:r>
+        <w:rPr>
+          <w:rFonts w:ascii="宋体" w:eastAsia="宋体" w:hAnsi="宋体"/>
+        </w:rPr>
+        <w:t>figures/patterns/</w:t>
+      </w:r>
+      <w:r>
+        <w:rPr>
+          <w:rFonts w:ascii="宋体" w:eastAsia="宋体" w:hAnsi="宋体"/>
+        </w:rPr>
+        <w:t>、</w:t>
+      </w:r>
+      <w:r>
+        <w:rPr>
+          <w:rFonts w:ascii="宋体" w:eastAsia="宋体" w:hAnsi="宋体"/>
+        </w:rPr>
+        <w:t xml:space="preserve">figures/model/ </w:t>
+      </w:r>
+      <w:r>
+        <w:rPr>
+          <w:rFonts w:ascii="宋体" w:eastAsia="宋体" w:hAnsi="宋体"/>
+        </w:rPr>
+        <w:t>三个目录，报告用图为</w:t>
+      </w:r>
+      <w:r>
+        <w:rPr>
+          <w:rFonts w:ascii="宋体" w:eastAsia="宋体" w:hAnsi="宋体"/>
+        </w:rPr>
+        <w:t xml:space="preserve"> 240—300 dpi</w:t>
+      </w:r>
+      <w:r>
+        <w:rPr>
+          <w:rFonts w:ascii="宋体" w:eastAsia="宋体" w:hAnsi="宋体"/>
+        </w:rPr>
+        <w:t>，图注中的样本量统一为</w:t>
+      </w:r>
+      <w:r>
+        <w:rPr>
+          <w:rFonts w:ascii="宋体" w:eastAsia="宋体" w:hAnsi="宋体"/>
+        </w:rPr>
+        <w:t xml:space="preserve"> 52,416 </w:t>
+      </w:r>
+      <w:r>
+        <w:rPr>
+          <w:rFonts w:ascii="宋体" w:eastAsia="宋体" w:hAnsi="宋体"/>
+        </w:rPr>
+        <w:t>条。</w:t>
+      </w:r>
+    </w:p>
+    <w:p>
+      <w:pPr>
+        <w:widowControl/>
+        <w:spacing w:after="30" w:line="269" w:lineRule="auto"/>
+        <w:jc w:val="left"/>
+      </w:pPr>
+      <w:r>
+        <w:rPr>
+          <w:rFonts w:ascii="宋体" w:eastAsia="宋体" w:hAnsi="宋体"/>
+        </w:rPr>
+        <w:t>统计表：</w:t>
+      </w:r>
+      <w:r>
+        <w:rPr>
+          <w:rFonts w:ascii="宋体" w:eastAsia="宋体" w:hAnsi="宋体"/>
+        </w:rPr>
+        <w:t xml:space="preserve">tables/ </w:t>
+      </w:r>
+      <w:r>
+        <w:rPr>
+          <w:rFonts w:ascii="宋体" w:eastAsia="宋体" w:hAnsi="宋体"/>
+        </w:rPr>
+        <w:t>下</w:t>
+      </w:r>
+      <w:r>
+        <w:rPr>
+          <w:rFonts w:ascii="宋体" w:eastAsia="宋体" w:hAnsi="宋体"/>
+        </w:rPr>
+        <w:t xml:space="preserve"> 22 </w:t>
+      </w:r>
+      <w:r>
+        <w:rPr>
+          <w:rFonts w:ascii="宋体" w:eastAsia="宋体" w:hAnsi="宋体"/>
+        </w:rPr>
+        <w:t>个统计表</w:t>
+      </w:r>
+      <w:r>
+        <w:rPr>
+          <w:rFonts w:ascii="宋体" w:eastAsia="宋体" w:hAnsi="宋体"/>
+        </w:rPr>
+        <w:t xml:space="preserve"> CSV</w:t>
+      </w:r>
+      <w:r>
+        <w:rPr>
+          <w:rFonts w:ascii="宋体" w:eastAsia="宋体" w:hAnsi="宋体"/>
+        </w:rPr>
+        <w:t>；预测结果另存</w:t>
+      </w:r>
+      <w:r>
+        <w:rPr>
+          <w:rFonts w:ascii="宋体" w:eastAsia="宋体" w:hAnsi="宋体"/>
+        </w:rPr>
+        <w:t xml:space="preserve"> tables/predictions/</w:t>
+      </w:r>
+      <w:r>
+        <w:rPr>
+          <w:rFonts w:ascii="宋体" w:eastAsia="宋体" w:hAnsi="宋体"/>
+        </w:rPr>
+        <w:t>（</w:t>
+      </w:r>
+      <w:r>
+        <w:rPr>
+          <w:rFonts w:ascii="宋体" w:eastAsia="宋体" w:hAnsi="宋体"/>
+        </w:rPr>
+        <w:t xml:space="preserve">5 </w:t>
+      </w:r>
+      <w:r>
+        <w:rPr>
+          <w:rFonts w:ascii="宋体" w:eastAsia="宋体" w:hAnsi="宋体"/>
+        </w:rPr>
+        <w:t>个文件），每份覆盖</w:t>
+      </w:r>
+      <w:r>
+        <w:rPr>
+          <w:rFonts w:ascii="宋体" w:eastAsia="宋体" w:hAnsi="宋体"/>
+        </w:rPr>
+        <w:t xml:space="preserve"> 11 </w:t>
+      </w:r>
+      <w:r>
+        <w:rPr>
+          <w:rFonts w:ascii="宋体" w:eastAsia="宋体" w:hAnsi="宋体"/>
+        </w:rPr>
+        <w:t>月</w:t>
+      </w:r>
+      <w:r>
+        <w:rPr>
+          <w:rFonts w:ascii="宋体" w:eastAsia="宋体" w:hAnsi="宋体"/>
+        </w:rPr>
+        <w:t xml:space="preserve"> 1 </w:t>
+      </w:r>
+      <w:r>
+        <w:rPr>
+          <w:rFonts w:ascii="宋体" w:eastAsia="宋体" w:hAnsi="宋体"/>
+        </w:rPr>
+        <w:t>日至</w:t>
+      </w:r>
+      <w:r>
+        <w:rPr>
+          <w:rFonts w:ascii="宋体" w:eastAsia="宋体" w:hAnsi="宋体"/>
+        </w:rPr>
+        <w:t xml:space="preserve"> 12 </w:t>
+      </w:r>
+      <w:r>
+        <w:rPr>
+          <w:rFonts w:ascii="宋体" w:eastAsia="宋体" w:hAnsi="宋体"/>
+        </w:rPr>
+        <w:t>月</w:t>
+      </w:r>
+      <w:r>
+        <w:rPr>
+          <w:rFonts w:ascii="宋体" w:eastAsia="宋体" w:hAnsi="宋体"/>
+        </w:rPr>
+        <w:t xml:space="preserve"> 30 </w:t>
+      </w:r>
+      <w:r>
+        <w:rPr>
+          <w:rFonts w:ascii="宋体" w:eastAsia="宋体" w:hAnsi="宋体"/>
+        </w:rPr>
+        <w:t>日的</w:t>
+      </w:r>
+      <w:r>
+        <w:rPr>
+          <w:rFonts w:ascii="宋体" w:eastAsia="宋体" w:hAnsi="宋体"/>
+        </w:rPr>
+        <w:t xml:space="preserve"> 8,640 </w:t>
+      </w:r>
+      <w:r>
+        <w:rPr>
+          <w:rFonts w:ascii="宋体" w:eastAsia="宋体" w:hAnsi="宋体"/>
+        </w:rPr>
+        <w:t>条测试样本。</w:t>
+      </w:r>
+    </w:p>
+    <w:p>
+      <w:pPr>
+        <w:widowControl/>
+        <w:spacing w:after="30" w:line="269" w:lineRule="auto"/>
+        <w:jc w:val="left"/>
+      </w:pPr>
+      <w:r>
+        <w:rPr>
+          <w:rFonts w:ascii="宋体" w:eastAsia="宋体" w:hAnsi="宋体"/>
+        </w:rPr>
+        <w:t>汇报材料：</w:t>
+      </w:r>
+      <w:r>
+        <w:rPr>
+          <w:rFonts w:ascii="宋体" w:eastAsia="宋体" w:hAnsi="宋体"/>
+        </w:rPr>
+        <w:t xml:space="preserve">5 </w:t>
+      </w:r>
+      <w:r>
+        <w:rPr>
+          <w:rFonts w:ascii="宋体" w:eastAsia="宋体" w:hAnsi="宋体"/>
+        </w:rPr>
+        <w:t>分钟汇报视频与</w:t>
+      </w:r>
+      <w:r>
+        <w:rPr>
+          <w:rFonts w:ascii="宋体" w:eastAsia="宋体" w:hAnsi="宋体"/>
+        </w:rPr>
+        <w:t xml:space="preserve"> PPT </w:t>
+      </w:r>
+      <w:r>
+        <w:rPr>
+          <w:rFonts w:ascii="宋体" w:eastAsia="宋体" w:hAnsi="宋体"/>
+        </w:rPr>
+        <w:t>按</w:t>
+      </w:r>
+      <w:r>
+        <w:rPr>
+          <w:rFonts w:ascii="宋体" w:eastAsia="宋体" w:hAnsi="宋体"/>
+        </w:rPr>
+        <w:t>“</w:t>
+      </w:r>
+      <w:r>
+        <w:rPr>
+          <w:rFonts w:ascii="宋体" w:eastAsia="宋体" w:hAnsi="宋体"/>
+        </w:rPr>
+        <w:t>组号</w:t>
+      </w:r>
+      <w:r>
+        <w:rPr>
+          <w:rFonts w:ascii="宋体" w:eastAsia="宋体" w:hAnsi="宋体"/>
+        </w:rPr>
+        <w:t>_</w:t>
+      </w:r>
+      <w:r>
+        <w:rPr>
+          <w:rFonts w:ascii="宋体" w:eastAsia="宋体" w:hAnsi="宋体"/>
+        </w:rPr>
+        <w:t>题目四</w:t>
+      </w:r>
+      <w:r>
+        <w:rPr>
+          <w:rFonts w:ascii="宋体" w:eastAsia="宋体" w:hAnsi="宋体"/>
+        </w:rPr>
+        <w:t>_</w:t>
+      </w:r>
+      <w:r>
+        <w:rPr>
+          <w:rFonts w:ascii="宋体" w:eastAsia="宋体" w:hAnsi="宋体"/>
+        </w:rPr>
+        <w:t>沈成源</w:t>
+      </w:r>
+      <w:r>
+        <w:rPr>
+          <w:rFonts w:ascii="宋体" w:eastAsia="宋体" w:hAnsi="宋体"/>
+        </w:rPr>
+        <w:t>”</w:t>
+      </w:r>
+      <w:r>
+        <w:rPr>
+          <w:rFonts w:ascii="宋体" w:eastAsia="宋体" w:hAnsi="宋体"/>
+        </w:rPr>
+        <w:t>命名，于第七周周六（</w:t>
+      </w:r>
+      <w:r>
+        <w:rPr>
+          <w:rFonts w:ascii="宋体" w:eastAsia="宋体" w:hAnsi="宋体"/>
+        </w:rPr>
+        <w:t xml:space="preserve">10 </w:t>
+      </w:r>
+      <w:r>
+        <w:rPr>
+          <w:rFonts w:ascii="宋体" w:eastAsia="宋体" w:hAnsi="宋体"/>
+        </w:rPr>
+        <w:t>月</w:t>
+      </w:r>
+      <w:r>
+        <w:rPr>
+          <w:rFonts w:ascii="宋体" w:eastAsia="宋体" w:hAnsi="宋体"/>
+        </w:rPr>
+        <w:t xml:space="preserve"> 31 </w:t>
+      </w:r>
+      <w:r>
+        <w:rPr>
+          <w:rFonts w:ascii="宋体" w:eastAsia="宋体" w:hAnsi="宋体"/>
+        </w:rPr>
+        <w:t>日）前提交学习通。</w:t>
+      </w:r>
+    </w:p>
+    <w:p>
+      <w:pPr>
+        <w:widowControl/>
+        <w:spacing w:after="30" w:line="269" w:lineRule="auto"/>
+        <w:jc w:val="left"/>
+      </w:pPr>
+      <w:r>
+        <w:rPr>
+          <w:rFonts w:ascii="宋体" w:eastAsia="宋体" w:hAnsi="宋体"/>
+        </w:rPr>
+        <w:t>自查：正文数字均可在</w:t>
+      </w:r>
+      <w:r>
+        <w:rPr>
+          <w:rFonts w:ascii="宋体" w:eastAsia="宋体" w:hAnsi="宋体"/>
+        </w:rPr>
+        <w:t xml:space="preserve"> tables/ </w:t>
+      </w:r>
+      <w:r>
+        <w:rPr>
+          <w:rFonts w:ascii="宋体" w:eastAsia="宋体" w:hAnsi="宋体"/>
+        </w:rPr>
+        <w:t>或</w:t>
+      </w:r>
+      <w:r>
+        <w:rPr>
+          <w:rFonts w:ascii="宋体" w:eastAsia="宋体" w:hAnsi="宋体"/>
+        </w:rPr>
+        <w:t xml:space="preserve"> notebook </w:t>
+      </w:r>
+      <w:r>
+        <w:rPr>
+          <w:rFonts w:ascii="宋体" w:eastAsia="宋体" w:hAnsi="宋体"/>
+        </w:rPr>
+        <w:t>输出中找到对应项，训练、测试与预热期的样本量可加总还原为</w:t>
+      </w:r>
+      <w:r>
+        <w:rPr>
+          <w:rFonts w:ascii="宋体" w:eastAsia="宋体" w:hAnsi="宋体"/>
+        </w:rPr>
+        <w:t xml:space="preserve"> 52,416 </w:t>
+      </w:r>
+      <w:r>
+        <w:rPr>
+          <w:rFonts w:ascii="宋体" w:eastAsia="宋体" w:hAnsi="宋体"/>
+        </w:rPr>
+        <w:t>条；</w:t>
+      </w:r>
+      <w:r>
+        <w:rPr>
+          <w:rFonts w:ascii="宋体" w:eastAsia="宋体" w:hAnsi="宋体"/>
+        </w:rPr>
+        <w:t xml:space="preserve">Git </w:t>
+      </w:r>
+      <w:r>
+        <w:rPr>
+          <w:rFonts w:ascii="宋体" w:eastAsia="宋体" w:hAnsi="宋体"/>
+        </w:rPr>
+        <w:t>提交记录与第</w:t>
+      </w:r>
+      <w:r>
+        <w:rPr>
+          <w:rFonts w:ascii="宋体" w:eastAsia="宋体" w:hAnsi="宋体"/>
+        </w:rPr>
+        <w:t xml:space="preserve"> 8 </w:t>
+      </w:r>
+      <w:r>
+        <w:rPr>
+          <w:rFonts w:ascii="宋体" w:eastAsia="宋体" w:hAnsi="宋体"/>
+        </w:rPr>
+        <w:t>章分工一一对应，仓库链接见</w:t>
+      </w:r>
+      <w:r>
+        <w:rPr>
+          <w:rFonts w:ascii="宋体" w:eastAsia="宋体" w:hAnsi="宋体"/>
+        </w:rPr>
+        <w:t xml:space="preserve"> 9.1</w:t>
+      </w:r>
+      <w:r>
+        <w:rPr>
+          <w:rFonts w:ascii="宋体" w:eastAsia="宋体" w:hAnsi="宋体"/>
+        </w:rPr>
+        <w:t>。</w:t>
       </w:r>
     </w:p>
     <w:sectPr>
